--- a/Post-cursada/Memoria del Proyecto - Kairos - NexTech.docx
+++ b/Post-cursada/Memoria del Proyecto - Kairos - NexTech.docx
@@ -309,6 +309,16 @@
     </w:p>
     <w:p>
       <w:pPr>
+        <w:rPr/>
+      </w:pPr>
+      <w:r>
+        <w:rPr>
+          <w:rtl w:val="0"/>
+        </w:rPr>
+      </w:r>
+    </w:p>
+    <w:p>
+      <w:pPr>
         <w:pStyle w:val="Heading2"/>
         <w:rPr/>
       </w:pPr>
@@ -323,6 +333,16 @@
     </w:p>
     <w:p>
       <w:pPr>
+        <w:rPr/>
+      </w:pPr>
+      <w:r>
+        <w:rPr>
+          <w:rtl w:val="0"/>
+        </w:rPr>
+      </w:r>
+    </w:p>
+    <w:p>
+      <w:pPr>
         <w:pStyle w:val="Heading2"/>
         <w:rPr/>
       </w:pPr>
@@ -337,6 +357,16 @@
     </w:p>
     <w:p>
       <w:pPr>
+        <w:rPr/>
+      </w:pPr>
+      <w:r>
+        <w:rPr>
+          <w:rtl w:val="0"/>
+        </w:rPr>
+      </w:r>
+    </w:p>
+    <w:p>
+      <w:pPr>
         <w:pStyle w:val="Heading2"/>
         <w:rPr/>
       </w:pPr>
@@ -351,6 +381,16 @@
     </w:p>
     <w:p>
       <w:pPr>
+        <w:rPr/>
+      </w:pPr>
+      <w:r>
+        <w:rPr>
+          <w:rtl w:val="0"/>
+        </w:rPr>
+      </w:r>
+    </w:p>
+    <w:p>
+      <w:pPr>
         <w:pStyle w:val="Heading2"/>
         <w:rPr/>
       </w:pPr>
@@ -365,6 +405,16 @@
     </w:p>
     <w:p>
       <w:pPr>
+        <w:rPr/>
+      </w:pPr>
+      <w:r>
+        <w:rPr>
+          <w:rtl w:val="0"/>
+        </w:rPr>
+      </w:r>
+    </w:p>
+    <w:p>
+      <w:pPr>
         <w:pStyle w:val="Heading2"/>
         <w:rPr/>
       </w:pPr>
@@ -379,6 +429,16 @@
     </w:p>
     <w:p>
       <w:pPr>
+        <w:rPr/>
+      </w:pPr>
+      <w:r>
+        <w:rPr>
+          <w:rtl w:val="0"/>
+        </w:rPr>
+      </w:r>
+    </w:p>
+    <w:p>
+      <w:pPr>
         <w:pStyle w:val="Heading1"/>
         <w:rPr/>
       </w:pPr>
@@ -388,7 +448,7 @@
         <w:rPr>
           <w:rtl w:val="0"/>
         </w:rPr>
-        <w:t xml:space="preserve">Conclusion </w:t>
+        <w:t xml:space="preserve">Conclusión </w:t>
       </w:r>
     </w:p>
     <w:p>
@@ -407,6 +467,16 @@
     </w:p>
     <w:p>
       <w:pPr>
+        <w:rPr/>
+      </w:pPr>
+      <w:r>
+        <w:rPr>
+          <w:rtl w:val="0"/>
+        </w:rPr>
+      </w:r>
+    </w:p>
+    <w:p>
+      <w:pPr>
         <w:pStyle w:val="Heading3"/>
         <w:rPr/>
       </w:pPr>
@@ -421,6 +491,16 @@
     </w:p>
     <w:p>
       <w:pPr>
+        <w:rPr/>
+      </w:pPr>
+      <w:r>
+        <w:rPr>
+          <w:rtl w:val="0"/>
+        </w:rPr>
+      </w:r>
+    </w:p>
+    <w:p>
+      <w:pPr>
         <w:pStyle w:val="Heading3"/>
         <w:rPr/>
       </w:pPr>
@@ -435,6 +515,16 @@
     </w:p>
     <w:p>
       <w:pPr>
+        <w:rPr/>
+      </w:pPr>
+      <w:r>
+        <w:rPr>
+          <w:rtl w:val="0"/>
+        </w:rPr>
+      </w:r>
+    </w:p>
+    <w:p>
+      <w:pPr>
         <w:pStyle w:val="Heading3"/>
         <w:rPr/>
       </w:pPr>
@@ -449,6 +539,16 @@
     </w:p>
     <w:p>
       <w:pPr>
+        <w:rPr/>
+      </w:pPr>
+      <w:r>
+        <w:rPr>
+          <w:rtl w:val="0"/>
+        </w:rPr>
+      </w:r>
+    </w:p>
+    <w:p>
+      <w:pPr>
         <w:pStyle w:val="Heading3"/>
         <w:rPr/>
       </w:pPr>
@@ -463,6 +563,16 @@
     </w:p>
     <w:p>
       <w:pPr>
+        <w:rPr/>
+      </w:pPr>
+      <w:r>
+        <w:rPr>
+          <w:rtl w:val="0"/>
+        </w:rPr>
+      </w:r>
+    </w:p>
+    <w:p>
+      <w:pPr>
         <w:pStyle w:val="Heading3"/>
         <w:rPr/>
       </w:pPr>
@@ -473,6 +583,16 @@
           <w:rtl w:val="0"/>
         </w:rPr>
         <w:t xml:space="preserve">Ulloa Gonzalo</w:t>
+      </w:r>
+    </w:p>
+    <w:p>
+      <w:pPr>
+        <w:rPr/>
+      </w:pPr>
+      <w:r>
+        <w:rPr>
+          <w:rtl w:val="0"/>
+        </w:rPr>
       </w:r>
     </w:p>
     <w:sectPr>

--- a/Post-cursada/Memoria del Proyecto - Kairos - NexTech.docx
+++ b/Post-cursada/Memoria del Proyecto - Kairos - NexTech.docx
@@ -394,75 +394,75 @@
         <w:pStyle w:val="Heading2"/>
         <w:rPr/>
       </w:pPr>
-      <w:bookmarkStart w:colFirst="0" w:colLast="0" w:name="_xn1vx9d479e4" w:id="19"/>
+      <w:bookmarkStart w:colFirst="0" w:colLast="0" w:name="_37jyuymesjil" w:id="19"/>
       <w:bookmarkEnd w:id="19"/>
       <w:r>
         <w:rPr>
           <w:rtl w:val="0"/>
         </w:rPr>
-        <w:t xml:space="preserve">Gestión de riesgos </w:t>
-      </w:r>
-    </w:p>
-    <w:p>
-      <w:pPr>
-        <w:rPr/>
-      </w:pPr>
-      <w:r>
-        <w:rPr>
-          <w:rtl w:val="0"/>
-        </w:rPr>
-      </w:r>
-    </w:p>
-    <w:p>
-      <w:pPr>
-        <w:pStyle w:val="Heading2"/>
-        <w:rPr/>
-      </w:pPr>
-      <w:bookmarkStart w:colFirst="0" w:colLast="0" w:name="_37jyuymesjil" w:id="20"/>
+        <w:t xml:space="preserve">Métricas de calidad </w:t>
+      </w:r>
+    </w:p>
+    <w:p>
+      <w:pPr>
+        <w:rPr/>
+      </w:pPr>
+      <w:r>
+        <w:rPr>
+          <w:rtl w:val="0"/>
+        </w:rPr>
+      </w:r>
+    </w:p>
+    <w:p>
+      <w:pPr>
+        <w:pStyle w:val="Heading1"/>
+        <w:rPr/>
+      </w:pPr>
+      <w:bookmarkStart w:colFirst="0" w:colLast="0" w:name="_frp9or5ux3uo" w:id="20"/>
       <w:bookmarkEnd w:id="20"/>
       <w:r>
         <w:rPr>
           <w:rtl w:val="0"/>
         </w:rPr>
-        <w:t xml:space="preserve">Métricas de calidad </w:t>
-      </w:r>
-    </w:p>
-    <w:p>
-      <w:pPr>
-        <w:rPr/>
-      </w:pPr>
-      <w:r>
-        <w:rPr>
-          <w:rtl w:val="0"/>
-        </w:rPr>
-      </w:r>
-    </w:p>
-    <w:p>
-      <w:pPr>
-        <w:pStyle w:val="Heading1"/>
-        <w:rPr/>
-      </w:pPr>
-      <w:bookmarkStart w:colFirst="0" w:colLast="0" w:name="_frp9or5ux3uo" w:id="21"/>
+        <w:t xml:space="preserve">Conclusión </w:t>
+      </w:r>
+    </w:p>
+    <w:p>
+      <w:pPr>
+        <w:pStyle w:val="Heading2"/>
+        <w:rPr/>
+      </w:pPr>
+      <w:bookmarkStart w:colFirst="0" w:colLast="0" w:name="_3gsyc5dz4h6a" w:id="21"/>
       <w:bookmarkEnd w:id="21"/>
       <w:r>
         <w:rPr>
           <w:rtl w:val="0"/>
         </w:rPr>
-        <w:t xml:space="preserve">Conclusión </w:t>
-      </w:r>
-    </w:p>
-    <w:p>
-      <w:pPr>
-        <w:pStyle w:val="Heading2"/>
-        <w:rPr/>
-      </w:pPr>
-      <w:bookmarkStart w:colFirst="0" w:colLast="0" w:name="_3gsyc5dz4h6a" w:id="22"/>
+        <w:t xml:space="preserve">Experiencia personal de cada integrante </w:t>
+      </w:r>
+    </w:p>
+    <w:p>
+      <w:pPr>
+        <w:rPr/>
+      </w:pPr>
+      <w:r>
+        <w:rPr>
+          <w:rtl w:val="0"/>
+        </w:rPr>
+      </w:r>
+    </w:p>
+    <w:p>
+      <w:pPr>
+        <w:pStyle w:val="Heading3"/>
+        <w:rPr/>
+      </w:pPr>
+      <w:bookmarkStart w:colFirst="0" w:colLast="0" w:name="_iu6mpjizkz5v" w:id="22"/>
       <w:bookmarkEnd w:id="22"/>
       <w:r>
         <w:rPr>
           <w:rtl w:val="0"/>
         </w:rPr>
-        <w:t xml:space="preserve">Experiencia personal de cada integrante </w:t>
+        <w:t xml:space="preserve">Centurión Valeria </w:t>
       </w:r>
     </w:p>
     <w:p>
@@ -480,13 +480,13 @@
         <w:pStyle w:val="Heading3"/>
         <w:rPr/>
       </w:pPr>
-      <w:bookmarkStart w:colFirst="0" w:colLast="0" w:name="_iu6mpjizkz5v" w:id="23"/>
+      <w:bookmarkStart w:colFirst="0" w:colLast="0" w:name="_5phxcii65vby" w:id="23"/>
       <w:bookmarkEnd w:id="23"/>
       <w:r>
         <w:rPr>
           <w:rtl w:val="0"/>
         </w:rPr>
-        <w:t xml:space="preserve">Centurión Valeria </w:t>
+        <w:t xml:space="preserve">Escalante Guillermo </w:t>
       </w:r>
     </w:p>
     <w:p>
@@ -504,13 +504,13 @@
         <w:pStyle w:val="Heading3"/>
         <w:rPr/>
       </w:pPr>
-      <w:bookmarkStart w:colFirst="0" w:colLast="0" w:name="_5phxcii65vby" w:id="24"/>
+      <w:bookmarkStart w:colFirst="0" w:colLast="0" w:name="_mbsy2v20befy" w:id="24"/>
       <w:bookmarkEnd w:id="24"/>
       <w:r>
         <w:rPr>
           <w:rtl w:val="0"/>
         </w:rPr>
-        <w:t xml:space="preserve">Escalante Guillermo </w:t>
+        <w:t xml:space="preserve">Maldonado Agustina </w:t>
       </w:r>
     </w:p>
     <w:p>
@@ -528,13 +528,13 @@
         <w:pStyle w:val="Heading3"/>
         <w:rPr/>
       </w:pPr>
-      <w:bookmarkStart w:colFirst="0" w:colLast="0" w:name="_mbsy2v20befy" w:id="25"/>
+      <w:bookmarkStart w:colFirst="0" w:colLast="0" w:name="_aew4tlpiuhpg" w:id="25"/>
       <w:bookmarkEnd w:id="25"/>
       <w:r>
         <w:rPr>
           <w:rtl w:val="0"/>
         </w:rPr>
-        <w:t xml:space="preserve">Maldonado Agustina </w:t>
+        <w:t xml:space="preserve">Mendez Florencia </w:t>
       </w:r>
     </w:p>
     <w:p>
@@ -552,32 +552,8 @@
         <w:pStyle w:val="Heading3"/>
         <w:rPr/>
       </w:pPr>
-      <w:bookmarkStart w:colFirst="0" w:colLast="0" w:name="_aew4tlpiuhpg" w:id="26"/>
+      <w:bookmarkStart w:colFirst="0" w:colLast="0" w:name="_qzapcaol0ptl" w:id="26"/>
       <w:bookmarkEnd w:id="26"/>
-      <w:r>
-        <w:rPr>
-          <w:rtl w:val="0"/>
-        </w:rPr>
-        <w:t xml:space="preserve">Mendez Florencia </w:t>
-      </w:r>
-    </w:p>
-    <w:p>
-      <w:pPr>
-        <w:rPr/>
-      </w:pPr>
-      <w:r>
-        <w:rPr>
-          <w:rtl w:val="0"/>
-        </w:rPr>
-      </w:r>
-    </w:p>
-    <w:p>
-      <w:pPr>
-        <w:pStyle w:val="Heading3"/>
-        <w:rPr/>
-      </w:pPr>
-      <w:bookmarkStart w:colFirst="0" w:colLast="0" w:name="_qzapcaol0ptl" w:id="27"/>
-      <w:bookmarkEnd w:id="27"/>
       <w:r>
         <w:rPr>
           <w:rtl w:val="0"/>
